--- a/order_to_start_ src.docx
+++ b/order_to_start_ src.docx
@@ -2001,6 +2001,105 @@
           <w:shd w:fill="auto" w:val="clear"/>
         </w:rPr>
       </w:pPr>
+      <w:r>
+        <w:rPr>
+          <w:rFonts w:ascii="Calibri" w:hAnsi="Calibri" w:cs="Calibri" w:eastAsia="Calibri"/>
+          <w:color w:val="auto"/>
+          <w:spacing w:val="0"/>
+          <w:position w:val="0"/>
+          <w:sz w:val="22"/>
+          <w:shd w:fill="auto" w:val="clear"/>
+        </w:rPr>
+        <w:t xml:space="preserve">python "D:\Mohamed Morsi\src\</w:t>
+      </w:r>
+      <w:r>
+        <w:rPr>
+          <w:rFonts w:ascii="Calibri" w:hAnsi="Calibri" w:cs="Calibri" w:eastAsia="Calibri"/>
+          <w:color w:val="auto"/>
+          <w:spacing w:val="0"/>
+          <w:position w:val="0"/>
+          <w:sz w:val="22"/>
+          <w:shd w:fill="auto" w:val="clear"/>
+        </w:rPr>
+        <w:t xml:space="preserve">ملفات محدثةللاسترجاع</w:t>
+      </w:r>
+      <w:r>
+        <w:rPr>
+          <w:rFonts w:ascii="Calibri" w:hAnsi="Calibri" w:cs="Calibri" w:eastAsia="Calibri"/>
+          <w:color w:val="auto"/>
+          <w:spacing w:val="0"/>
+          <w:position w:val="0"/>
+          <w:sz w:val="22"/>
+          <w:shd w:fill="auto" w:val="clear"/>
+        </w:rPr>
+        <w:t xml:space="preserve">\org_rev</w:t>
+      </w:r>
+      <w:r>
+        <w:rPr>
+          <w:rFonts w:ascii="Calibri" w:hAnsi="Calibri" w:cs="Calibri" w:eastAsia="Calibri"/>
+          <w:color w:val="auto"/>
+          <w:spacing w:val="0"/>
+          <w:position w:val="0"/>
+          <w:sz w:val="22"/>
+          <w:shd w:fill="auto" w:val="clear"/>
+        </w:rPr>
+        <w:t xml:space="preserve">2</w:t>
+      </w:r>
+      <w:r>
+        <w:rPr>
+          <w:rFonts w:ascii="Calibri" w:hAnsi="Calibri" w:cs="Calibri" w:eastAsia="Calibri"/>
+          <w:color w:val="auto"/>
+          <w:spacing w:val="0"/>
+          <w:position w:val="0"/>
+          <w:sz w:val="22"/>
+          <w:shd w:fill="auto" w:val="clear"/>
+        </w:rPr>
+        <w:t xml:space="preserve">\Hyperparameters_Obtimization\types of Transformers_best\Wavelet Trans\Wavelet+</w:t>
+      </w:r>
+      <w:r>
+        <w:rPr>
+          <w:rFonts w:ascii="Calibri" w:hAnsi="Calibri" w:cs="Calibri" w:eastAsia="Calibri"/>
+          <w:color w:val="auto"/>
+          <w:spacing w:val="0"/>
+          <w:position w:val="0"/>
+          <w:sz w:val="22"/>
+          <w:shd w:fill="auto" w:val="clear"/>
+        </w:rPr>
+        <w:t xml:space="preserve">50</w:t>
+      </w:r>
+      <w:r>
+        <w:rPr>
+          <w:rFonts w:ascii="Calibri" w:hAnsi="Calibri" w:cs="Calibri" w:eastAsia="Calibri"/>
+          <w:color w:val="auto"/>
+          <w:spacing w:val="0"/>
+          <w:position w:val="0"/>
+          <w:sz w:val="22"/>
+          <w:shd w:fill="auto" w:val="clear"/>
+        </w:rPr>
+        <w:t xml:space="preserve">T+</w:t>
+      </w:r>
+      <w:r>
+        <w:rPr>
+          <w:rFonts w:ascii="Calibri" w:hAnsi="Calibri" w:cs="Calibri" w:eastAsia="Calibri"/>
+          <w:color w:val="auto"/>
+          <w:spacing w:val="0"/>
+          <w:position w:val="0"/>
+          <w:sz w:val="22"/>
+          <w:shd w:fill="auto" w:val="clear"/>
+        </w:rPr>
+        <w:t xml:space="preserve">50</w:t>
+      </w:r>
+      <w:r>
+        <w:rPr>
+          <w:rFonts w:ascii="Calibri" w:hAnsi="Calibri" w:cs="Calibri" w:eastAsia="Calibri"/>
+          <w:color w:val="auto"/>
+          <w:spacing w:val="0"/>
+          <w:position w:val="0"/>
+          <w:sz w:val="22"/>
+          <w:shd w:fill="auto" w:val="clear"/>
+        </w:rPr>
+        <w:t xml:space="preserve">EP+optim_purn\analyze_optuna_study_general.py"</w:t>
+      </w:r>
     </w:p>
     <w:p>
       <w:pPr>

--- a/order_to_start_ src.docx
+++ b/order_to_start_ src.docx
@@ -2054,7 +2054,7 @@
           <w:sz w:val="22"/>
           <w:shd w:fill="auto" w:val="clear"/>
         </w:rPr>
-        <w:t xml:space="preserve">\Hyperparameters_Obtimization\types of Transformers_best\Wavelet Trans\Wavelet+</w:t>
+        <w:t xml:space="preserve">\Hyperparameters_Obtimization\types of Transformers_best\DAT\DAT+</w:t>
       </w:r>
       <w:r>
         <w:rPr>

--- a/order_to_start_ src.docx
+++ b/order_to_start_ src.docx
@@ -2054,7 +2054,29 @@
           <w:sz w:val="22"/>
           <w:shd w:fill="auto" w:val="clear"/>
         </w:rPr>
-        <w:t xml:space="preserve">\Hyperparameters_Obtimization\types of Transformers_best\DAT\DAT+</w:t>
+        <w:t xml:space="preserve">\Hyperparameters_Obtimization\Org_rev</w:t>
+      </w:r>
+      <w:r>
+        <w:rPr>
+          <w:rFonts w:ascii="Calibri" w:hAnsi="Calibri" w:cs="Calibri" w:eastAsia="Calibri"/>
+          <w:color w:val="auto"/>
+          <w:spacing w:val="0"/>
+          <w:position w:val="0"/>
+          <w:sz w:val="22"/>
+          <w:shd w:fill="auto" w:val="clear"/>
+        </w:rPr>
+        <w:t xml:space="preserve">2</w:t>
+      </w:r>
+      <w:r>
+        <w:rPr>
+          <w:rFonts w:ascii="Calibri" w:hAnsi="Calibri" w:cs="Calibri" w:eastAsia="Calibri"/>
+          <w:color w:val="auto"/>
+          <w:spacing w:val="0"/>
+          <w:position w:val="0"/>
+          <w:sz w:val="22"/>
+          <w:shd w:fill="auto" w:val="clear"/>
+        </w:rPr>
+        <w:t xml:space="preserve">_best\DHTCUN+</w:t>
       </w:r>
       <w:r>
         <w:rPr>

--- a/order_to_start_ src.docx
+++ b/order_to_start_ src.docx
@@ -2121,6 +2121,120 @@
           <w:shd w:fill="auto" w:val="clear"/>
         </w:rPr>
         <w:t xml:space="preserve">EP+optim_purn\analyze_optuna_study_general.py"</w:t>
+      </w:r>
+    </w:p>
+    <w:p>
+      <w:pPr>
+        <w:spacing w:before="0" w:after="160" w:line="259"/>
+        <w:ind w:right="0" w:left="0" w:firstLine="0"/>
+        <w:jc w:val="left"/>
+        <w:rPr>
+          <w:rFonts w:ascii="Calibri" w:hAnsi="Calibri" w:cs="Calibri" w:eastAsia="Calibri"/>
+          <w:color w:val="auto"/>
+          <w:spacing w:val="0"/>
+          <w:position w:val="0"/>
+          <w:sz w:val="22"/>
+          <w:shd w:fill="auto" w:val="clear"/>
+        </w:rPr>
+      </w:pPr>
+      <w:r>
+        <w:rPr>
+          <w:rFonts w:ascii="Calibri" w:hAnsi="Calibri" w:cs="Calibri" w:eastAsia="Calibri"/>
+          <w:color w:val="auto"/>
+          <w:spacing w:val="0"/>
+          <w:position w:val="0"/>
+          <w:sz w:val="22"/>
+          <w:shd w:fill="auto" w:val="clear"/>
+        </w:rPr>
+        <w:t xml:space="preserve">python "D:\Mohamed Morsi\src\</w:t>
+      </w:r>
+      <w:r>
+        <w:rPr>
+          <w:rFonts w:ascii="Calibri" w:hAnsi="Calibri" w:cs="Calibri" w:eastAsia="Calibri"/>
+          <w:color w:val="auto"/>
+          <w:spacing w:val="0"/>
+          <w:position w:val="0"/>
+          <w:sz w:val="22"/>
+          <w:shd w:fill="auto" w:val="clear"/>
+        </w:rPr>
+        <w:t xml:space="preserve">ملفات محدثةللاسترجاع</w:t>
+      </w:r>
+      <w:r>
+        <w:rPr>
+          <w:rFonts w:ascii="Calibri" w:hAnsi="Calibri" w:cs="Calibri" w:eastAsia="Calibri"/>
+          <w:color w:val="auto"/>
+          <w:spacing w:val="0"/>
+          <w:position w:val="0"/>
+          <w:sz w:val="22"/>
+          <w:shd w:fill="auto" w:val="clear"/>
+        </w:rPr>
+        <w:t xml:space="preserve">\org_rev</w:t>
+      </w:r>
+      <w:r>
+        <w:rPr>
+          <w:rFonts w:ascii="Calibri" w:hAnsi="Calibri" w:cs="Calibri" w:eastAsia="Calibri"/>
+          <w:color w:val="auto"/>
+          <w:spacing w:val="0"/>
+          <w:position w:val="0"/>
+          <w:sz w:val="22"/>
+          <w:shd w:fill="auto" w:val="clear"/>
+        </w:rPr>
+        <w:t xml:space="preserve">2</w:t>
+      </w:r>
+      <w:r>
+        <w:rPr>
+          <w:rFonts w:ascii="Calibri" w:hAnsi="Calibri" w:cs="Calibri" w:eastAsia="Calibri"/>
+          <w:color w:val="auto"/>
+          <w:spacing w:val="0"/>
+          <w:position w:val="0"/>
+          <w:sz w:val="22"/>
+          <w:shd w:fill="auto" w:val="clear"/>
+        </w:rPr>
+        <w:t xml:space="preserve">\Hyperparameters_Obtimization\types of Transformers_best\Wavelet Trans\Wavelet+</w:t>
+      </w:r>
+      <w:r>
+        <w:rPr>
+          <w:rFonts w:ascii="Calibri" w:hAnsi="Calibri" w:cs="Calibri" w:eastAsia="Calibri"/>
+          <w:color w:val="auto"/>
+          <w:spacing w:val="0"/>
+          <w:position w:val="0"/>
+          <w:sz w:val="22"/>
+          <w:shd w:fill="auto" w:val="clear"/>
+        </w:rPr>
+        <w:t xml:space="preserve">50</w:t>
+      </w:r>
+      <w:r>
+        <w:rPr>
+          <w:rFonts w:ascii="Calibri" w:hAnsi="Calibri" w:cs="Calibri" w:eastAsia="Calibri"/>
+          <w:color w:val="auto"/>
+          <w:spacing w:val="0"/>
+          <w:position w:val="0"/>
+          <w:sz w:val="22"/>
+          <w:shd w:fill="auto" w:val="clear"/>
+        </w:rPr>
+        <w:t xml:space="preserve">T+</w:t>
+      </w:r>
+      <w:r>
+        <w:rPr>
+          <w:rFonts w:ascii="Calibri" w:hAnsi="Calibri" w:cs="Calibri" w:eastAsia="Calibri"/>
+          <w:color w:val="auto"/>
+          <w:spacing w:val="0"/>
+          <w:position w:val="0"/>
+          <w:sz w:val="22"/>
+          <w:shd w:fill="auto" w:val="clear"/>
+        </w:rPr>
+        <w:t xml:space="preserve">50</w:t>
+      </w:r>
+      <w:r>
+        <w:rPr>
+          <w:rFonts w:ascii="Calibri" w:hAnsi="Calibri" w:cs="Calibri" w:eastAsia="Calibri"/>
+          <w:color w:val="auto"/>
+          <w:spacing w:val="0"/>
+          <w:position w:val="0"/>
+          <w:sz w:val="22"/>
+          <w:shd w:fill="auto" w:val="clear"/>
+        </w:rPr>
+        <w:t xml:space="preserve">EP+optim_purn\analyze_params_vs_psnr.py"</w:t>
       </w:r>
     </w:p>
     <w:p>

--- a/order_to_start_ src.docx
+++ b/order_to_start_ src.docx
@@ -1986,6 +1986,61 @@
           <w:shd w:fill="auto" w:val="clear"/>
         </w:rPr>
       </w:pPr>
+      <w:r>
+        <w:rPr>
+          <w:rFonts w:ascii="Calibri" w:hAnsi="Calibri" w:cs="Calibri" w:eastAsia="Calibri"/>
+          <w:color w:val="auto"/>
+          <w:spacing w:val="0"/>
+          <w:position w:val="0"/>
+          <w:sz w:val="22"/>
+          <w:shd w:fill="auto" w:val="clear"/>
+        </w:rPr>
+        <w:t xml:space="preserve">python "D:\Mohamed Morsi\src\</w:t>
+      </w:r>
+      <w:r>
+        <w:rPr>
+          <w:rFonts w:ascii="Calibri" w:hAnsi="Calibri" w:cs="Calibri" w:eastAsia="Calibri"/>
+          <w:color w:val="auto"/>
+          <w:spacing w:val="0"/>
+          <w:position w:val="0"/>
+          <w:sz w:val="22"/>
+          <w:shd w:fill="auto" w:val="clear"/>
+        </w:rPr>
+        <w:t xml:space="preserve">ملفات محدثةللاسترجاع</w:t>
+      </w:r>
+      <w:r>
+        <w:rPr>
+          <w:rFonts w:ascii="Calibri" w:hAnsi="Calibri" w:cs="Calibri" w:eastAsia="Calibri"/>
+          <w:color w:val="auto"/>
+          <w:spacing w:val="0"/>
+          <w:position w:val="0"/>
+          <w:sz w:val="22"/>
+          <w:shd w:fill="auto" w:val="clear"/>
+        </w:rPr>
+        <w:t xml:space="preserve">\org_rev</w:t>
+      </w:r>
+      <w:r>
+        <w:rPr>
+          <w:rFonts w:ascii="Calibri" w:hAnsi="Calibri" w:cs="Calibri" w:eastAsia="Calibri"/>
+          <w:color w:val="auto"/>
+          <w:spacing w:val="0"/>
+          <w:position w:val="0"/>
+          <w:sz w:val="22"/>
+          <w:shd w:fill="auto" w:val="clear"/>
+        </w:rPr>
+        <w:t xml:space="preserve">2</w:t>
+      </w:r>
+      <w:r>
+        <w:rPr>
+          <w:rFonts w:ascii="Calibri" w:hAnsi="Calibri" w:cs="Calibri" w:eastAsia="Calibri"/>
+          <w:color w:val="auto"/>
+          <w:spacing w:val="0"/>
+          <w:position w:val="0"/>
+          <w:sz w:val="22"/>
+          <w:shd w:fill="auto" w:val="clear"/>
+        </w:rPr>
+        <w:t xml:space="preserve">\Hyperparameters_Obtimization\types of Transformers_best\compare_all_models.py"</w:t>
+      </w:r>
     </w:p>
     <w:p>
       <w:pPr>

--- a/order_to_start_ src.docx
+++ b/order_to_start_ src.docx
@@ -1266,7 +1266,7 @@
           <w:sz w:val="22"/>
           <w:shd w:fill="auto" w:val="clear"/>
         </w:rPr>
-        <w:t xml:space="preserve">90  </w:t>
+        <w:t xml:space="preserve">88   </w:t>
       </w:r>
       <w:r>
         <w:rPr>
@@ -1310,106 +1310,18 @@
           <w:sz w:val="22"/>
           <w:shd w:fill="auto" w:val="clear"/>
         </w:rPr>
-        <w:t xml:space="preserve">5</w:t>
-      </w:r>
-      <w:r>
-        <w:rPr>
-          <w:rFonts w:ascii="Calibri" w:hAnsi="Calibri" w:cs="Calibri" w:eastAsia="Calibri"/>
-          <w:color w:val="auto"/>
-          <w:spacing w:val="0"/>
-          <w:position w:val="0"/>
-          <w:sz w:val="22"/>
-          <w:shd w:fill="auto" w:val="clear"/>
-        </w:rPr>
-        <w:t xml:space="preserve">+Set</w:t>
-      </w:r>
-      <w:r>
-        <w:rPr>
-          <w:rFonts w:ascii="Calibri" w:hAnsi="Calibri" w:cs="Calibri" w:eastAsia="Calibri"/>
-          <w:color w:val="auto"/>
-          <w:spacing w:val="0"/>
-          <w:position w:val="0"/>
-          <w:sz w:val="22"/>
-          <w:shd w:fill="auto" w:val="clear"/>
-        </w:rPr>
-        <w:t xml:space="preserve">14</w:t>
-      </w:r>
-      <w:r>
-        <w:rPr>
-          <w:rFonts w:ascii="Calibri" w:hAnsi="Calibri" w:cs="Calibri" w:eastAsia="Calibri"/>
-          <w:color w:val="auto"/>
-          <w:spacing w:val="0"/>
-          <w:position w:val="0"/>
-          <w:sz w:val="22"/>
-          <w:shd w:fill="auto" w:val="clear"/>
-        </w:rPr>
-        <w:t xml:space="preserve">+B</w:t>
-      </w:r>
-      <w:r>
-        <w:rPr>
-          <w:rFonts w:ascii="Calibri" w:hAnsi="Calibri" w:cs="Calibri" w:eastAsia="Calibri"/>
-          <w:color w:val="auto"/>
-          <w:spacing w:val="0"/>
-          <w:position w:val="0"/>
-          <w:sz w:val="22"/>
-          <w:shd w:fill="auto" w:val="clear"/>
-        </w:rPr>
-        <w:t xml:space="preserve">100</w:t>
-      </w:r>
-      <w:r>
-        <w:rPr>
-          <w:rFonts w:ascii="Calibri" w:hAnsi="Calibri" w:cs="Calibri" w:eastAsia="Calibri"/>
-          <w:color w:val="auto"/>
-          <w:spacing w:val="0"/>
-          <w:position w:val="0"/>
-          <w:sz w:val="22"/>
-          <w:shd w:fill="auto" w:val="clear"/>
-        </w:rPr>
-        <w:t xml:space="preserve">+Urban</w:t>
-      </w:r>
-      <w:r>
-        <w:rPr>
-          <w:rFonts w:ascii="Calibri" w:hAnsi="Calibri" w:cs="Calibri" w:eastAsia="Calibri"/>
-          <w:color w:val="auto"/>
-          <w:spacing w:val="0"/>
-          <w:position w:val="0"/>
-          <w:sz w:val="22"/>
-          <w:shd w:fill="auto" w:val="clear"/>
-        </w:rPr>
-        <w:t xml:space="preserve">100</w:t>
-      </w:r>
-      <w:r>
-        <w:rPr>
-          <w:rFonts w:ascii="Calibri" w:hAnsi="Calibri" w:cs="Calibri" w:eastAsia="Calibri"/>
-          <w:color w:val="auto"/>
-          <w:spacing w:val="0"/>
-          <w:position w:val="0"/>
-          <w:sz w:val="22"/>
-          <w:shd w:fill="auto" w:val="clear"/>
-        </w:rPr>
-        <w:t xml:space="preserve">+Manga</w:t>
-      </w:r>
-      <w:r>
-        <w:rPr>
-          <w:rFonts w:ascii="Calibri" w:hAnsi="Calibri" w:cs="Calibri" w:eastAsia="Calibri"/>
-          <w:color w:val="auto"/>
-          <w:spacing w:val="0"/>
-          <w:position w:val="0"/>
-          <w:sz w:val="22"/>
-          <w:shd w:fill="auto" w:val="clear"/>
-        </w:rPr>
-        <w:t xml:space="preserve">109     </w:t>
-      </w:r>
-      <w:r>
-        <w:rPr>
-          <w:rFonts w:ascii="Calibri" w:hAnsi="Calibri" w:cs="Calibri" w:eastAsia="Calibri"/>
-          <w:color w:val="auto"/>
-          <w:spacing w:val="0"/>
-          <w:position w:val="0"/>
-          <w:sz w:val="22"/>
-          <w:shd w:fill="auto" w:val="clear"/>
-        </w:rPr>
-        <w:t xml:space="preserve">--test_only  --pre_train  "D:\Mohamed Morsi\src\experiment\DHTCUN_x</w:t>
+        <w:t xml:space="preserve">5 </w:t>
+      </w:r>
+      <w:r>
+        <w:rPr>
+          <w:rFonts w:ascii="Calibri" w:hAnsi="Calibri" w:cs="Calibri" w:eastAsia="Calibri"/>
+          <w:color w:val="auto"/>
+          <w:spacing w:val="0"/>
+          <w:position w:val="0"/>
+          <w:sz w:val="22"/>
+          <w:shd w:fill="auto" w:val="clear"/>
+        </w:rPr>
+        <w:t xml:space="preserve">--test_only  --pre_train  "D:\Mohamed Morsi\src\experiment\DAT+ELAN_Parl_new_bestx</w:t>
       </w:r>
       <w:r>
         <w:rPr>
@@ -1431,95 +1343,7 @@
           <w:sz w:val="22"/>
           <w:shd w:fill="auto" w:val="clear"/>
         </w:rPr>
-        <w:t xml:space="preserve">_nfs</w:t>
-      </w:r>
-      <w:r>
-        <w:rPr>
-          <w:rFonts w:ascii="Calibri" w:hAnsi="Calibri" w:cs="Calibri" w:eastAsia="Calibri"/>
-          <w:color w:val="auto"/>
-          <w:spacing w:val="0"/>
-          <w:position w:val="0"/>
-          <w:sz w:val="22"/>
-          <w:shd w:fill="auto" w:val="clear"/>
-        </w:rPr>
-        <w:t xml:space="preserve">90</w:t>
-      </w:r>
-      <w:r>
-        <w:rPr>
-          <w:rFonts w:ascii="Calibri" w:hAnsi="Calibri" w:cs="Calibri" w:eastAsia="Calibri"/>
-          <w:color w:val="auto"/>
-          <w:spacing w:val="0"/>
-          <w:position w:val="0"/>
-          <w:sz w:val="22"/>
-          <w:shd w:fill="auto" w:val="clear"/>
-        </w:rPr>
-        <w:t xml:space="preserve">_win</w:t>
-      </w:r>
-      <w:r>
-        <w:rPr>
-          <w:rFonts w:ascii="Calibri" w:hAnsi="Calibri" w:cs="Calibri" w:eastAsia="Calibri"/>
-          <w:color w:val="auto"/>
-          <w:spacing w:val="0"/>
-          <w:position w:val="0"/>
-          <w:sz w:val="22"/>
-          <w:shd w:fill="auto" w:val="clear"/>
-        </w:rPr>
-        <w:t xml:space="preserve">24</w:t>
-      </w:r>
-      <w:r>
-        <w:rPr>
-          <w:rFonts w:ascii="Calibri" w:hAnsi="Calibri" w:cs="Calibri" w:eastAsia="Calibri"/>
-          <w:color w:val="auto"/>
-          <w:spacing w:val="0"/>
-          <w:position w:val="0"/>
-          <w:sz w:val="22"/>
-          <w:shd w:fill="auto" w:val="clear"/>
-        </w:rPr>
-        <w:t xml:space="preserve">dvk</w:t>
-      </w:r>
-      <w:r>
-        <w:rPr>
-          <w:rFonts w:ascii="Calibri" w:hAnsi="Calibri" w:cs="Calibri" w:eastAsia="Calibri"/>
-          <w:color w:val="auto"/>
-          <w:spacing w:val="0"/>
-          <w:position w:val="0"/>
-          <w:sz w:val="22"/>
-          <w:shd w:fill="auto" w:val="clear"/>
-        </w:rPr>
-        <w:t xml:space="preserve">5</w:t>
-      </w:r>
-      <w:r>
-        <w:rPr>
-          <w:rFonts w:ascii="Calibri" w:hAnsi="Calibri" w:cs="Calibri" w:eastAsia="Calibri"/>
-          <w:color w:val="auto"/>
-          <w:spacing w:val="0"/>
-          <w:position w:val="0"/>
-          <w:sz w:val="22"/>
-          <w:shd w:fill="auto" w:val="clear"/>
-        </w:rPr>
-        <w:t xml:space="preserve">+</w:t>
-      </w:r>
-      <w:r>
-        <w:rPr>
-          <w:rFonts w:ascii="Calibri" w:hAnsi="Calibri" w:cs="Calibri" w:eastAsia="Calibri"/>
-          <w:color w:val="auto"/>
-          <w:spacing w:val="0"/>
-          <w:position w:val="0"/>
-          <w:sz w:val="22"/>
-          <w:shd w:fill="auto" w:val="clear"/>
-        </w:rPr>
-        <w:t xml:space="preserve">2</w:t>
-      </w:r>
-      <w:r>
-        <w:rPr>
-          <w:rFonts w:ascii="Calibri" w:hAnsi="Calibri" w:cs="Calibri" w:eastAsia="Calibri"/>
-          <w:color w:val="auto"/>
-          <w:spacing w:val="0"/>
-          <w:position w:val="0"/>
-          <w:sz w:val="22"/>
-          <w:shd w:fill="auto" w:val="clear"/>
-        </w:rPr>
-        <w:t xml:space="preserve">\model\model_best.pt" --n_GPUs  </w:t>
+        <w:t xml:space="preserve">\model\model_best.pt"  --n_GPUs  </w:t>
       </w:r>
       <w:r>
         <w:rPr>

--- a/order_to_start_ src.docx
+++ b/order_to_start_ src.docx
@@ -1725,6 +1725,105 @@
           <w:shd w:fill="auto" w:val="clear"/>
         </w:rPr>
       </w:pPr>
+      <w:r>
+        <w:rPr>
+          <w:rFonts w:ascii="Calibri" w:hAnsi="Calibri" w:cs="Calibri" w:eastAsia="Calibri"/>
+          <w:color w:val="auto"/>
+          <w:spacing w:val="0"/>
+          <w:position w:val="0"/>
+          <w:sz w:val="22"/>
+          <w:shd w:fill="auto" w:val="clear"/>
+        </w:rPr>
+        <w:t xml:space="preserve">cd "D:\Mohamed Morsi\src\</w:t>
+      </w:r>
+      <w:r>
+        <w:rPr>
+          <w:rFonts w:ascii="Calibri" w:hAnsi="Calibri" w:cs="Calibri" w:eastAsia="Calibri"/>
+          <w:color w:val="auto"/>
+          <w:spacing w:val="0"/>
+          <w:position w:val="0"/>
+          <w:sz w:val="22"/>
+          <w:shd w:fill="auto" w:val="clear"/>
+        </w:rPr>
+        <w:t xml:space="preserve">ملفات محدثةللاسترجاع</w:t>
+      </w:r>
+      <w:r>
+        <w:rPr>
+          <w:rFonts w:ascii="Calibri" w:hAnsi="Calibri" w:cs="Calibri" w:eastAsia="Calibri"/>
+          <w:color w:val="auto"/>
+          <w:spacing w:val="0"/>
+          <w:position w:val="0"/>
+          <w:sz w:val="22"/>
+          <w:shd w:fill="auto" w:val="clear"/>
+        </w:rPr>
+        <w:t xml:space="preserve">\org_rev</w:t>
+      </w:r>
+      <w:r>
+        <w:rPr>
+          <w:rFonts w:ascii="Calibri" w:hAnsi="Calibri" w:cs="Calibri" w:eastAsia="Calibri"/>
+          <w:color w:val="auto"/>
+          <w:spacing w:val="0"/>
+          <w:position w:val="0"/>
+          <w:sz w:val="22"/>
+          <w:shd w:fill="auto" w:val="clear"/>
+        </w:rPr>
+        <w:t xml:space="preserve">2</w:t>
+      </w:r>
+      <w:r>
+        <w:rPr>
+          <w:rFonts w:ascii="Calibri" w:hAnsi="Calibri" w:cs="Calibri" w:eastAsia="Calibri"/>
+          <w:color w:val="auto"/>
+          <w:spacing w:val="0"/>
+          <w:position w:val="0"/>
+          <w:sz w:val="22"/>
+          <w:shd w:fill="auto" w:val="clear"/>
+        </w:rPr>
+        <w:t xml:space="preserve">\Hyperparameters_Obtimization\types of Transformers_best\Wavelet Trans\Wavelet+</w:t>
+      </w:r>
+      <w:r>
+        <w:rPr>
+          <w:rFonts w:ascii="Calibri" w:hAnsi="Calibri" w:cs="Calibri" w:eastAsia="Calibri"/>
+          <w:color w:val="auto"/>
+          <w:spacing w:val="0"/>
+          <w:position w:val="0"/>
+          <w:sz w:val="22"/>
+          <w:shd w:fill="auto" w:val="clear"/>
+        </w:rPr>
+        <w:t xml:space="preserve">50</w:t>
+      </w:r>
+      <w:r>
+        <w:rPr>
+          <w:rFonts w:ascii="Calibri" w:hAnsi="Calibri" w:cs="Calibri" w:eastAsia="Calibri"/>
+          <w:color w:val="auto"/>
+          <w:spacing w:val="0"/>
+          <w:position w:val="0"/>
+          <w:sz w:val="22"/>
+          <w:shd w:fill="auto" w:val="clear"/>
+        </w:rPr>
+        <w:t xml:space="preserve">T+</w:t>
+      </w:r>
+      <w:r>
+        <w:rPr>
+          <w:rFonts w:ascii="Calibri" w:hAnsi="Calibri" w:cs="Calibri" w:eastAsia="Calibri"/>
+          <w:color w:val="auto"/>
+          <w:spacing w:val="0"/>
+          <w:position w:val="0"/>
+          <w:sz w:val="22"/>
+          <w:shd w:fill="auto" w:val="clear"/>
+        </w:rPr>
+        <w:t xml:space="preserve">50</w:t>
+      </w:r>
+      <w:r>
+        <w:rPr>
+          <w:rFonts w:ascii="Calibri" w:hAnsi="Calibri" w:cs="Calibri" w:eastAsia="Calibri"/>
+          <w:color w:val="auto"/>
+          <w:spacing w:val="0"/>
+          <w:position w:val="0"/>
+          <w:sz w:val="22"/>
+          <w:shd w:fill="auto" w:val="clear"/>
+        </w:rPr>
+        <w:t xml:space="preserve">EP+optim_purn"</w:t>
+      </w:r>
     </w:p>
     <w:p>
       <w:pPr>
@@ -2069,7 +2168,7 @@
           <w:sz w:val="22"/>
           <w:shd w:fill="auto" w:val="clear"/>
         </w:rPr>
-        <w:t xml:space="preserve">\Hyperparameters_Obtimization\types of Transformers_best\Wavelet Trans\Wavelet+</w:t>
+        <w:t xml:space="preserve">\Hyperparameters_Obtimization\types of Transformers_best\ELAN\ELAN+</w:t>
       </w:r>
       <w:r>
         <w:rPr>
